--- a/pipeline_brief.docx
+++ b/pipeline_brief.docx
@@ -117,7 +117,7 @@
           </w:tcPr>
           <w:p>
             <w:r>
-              <w:t>0%</w:t>
+              <w:t>15%</w:t>
             </w:r>
           </w:p>
         </w:tc>
@@ -139,7 +139,7 @@
           </w:tcPr>
           <w:p>
             <w:r>
-              <w:t>Globex 0 - Enterprise License</w:t>
+              <w:t>Acme Corp 1 - Enterprise License</w:t>
             </w:r>
           </w:p>
         </w:tc>
@@ -149,7 +149,7 @@
           </w:tcPr>
           <w:p>
             <w:r>
-              <w:t>$527,232</w:t>
+              <w:t>$72,152</w:t>
             </w:r>
           </w:p>
         </w:tc>
@@ -159,7 +159,7 @@
           </w:tcPr>
           <w:p>
             <w:r>
-              <w:t>2026-05-31</w:t>
+              <w:t>2026-06-25</w:t>
             </w:r>
           </w:p>
         </w:tc>
@@ -243,7 +243,7 @@
           </w:tcPr>
           <w:p>
             <w:r>
-              <w:t>Acme Corp 1 - Enterprise License</w:t>
+              <w:t>Globex 0 - Enterprise License</w:t>
             </w:r>
           </w:p>
         </w:tc>
@@ -253,7 +253,7 @@
           </w:tcPr>
           <w:p>
             <w:r>
-              <w:t>$72,152</w:t>
+              <w:t>$527,232</w:t>
             </w:r>
           </w:p>
         </w:tc>
@@ -263,7 +263,7 @@
           </w:tcPr>
           <w:p>
             <w:r>
-              <w:t>2026-06-25</w:t>
+              <w:t>2026-05-31</w:t>
             </w:r>
           </w:p>
         </w:tc>
@@ -355,12 +355,12 @@
     </w:p>
     <w:p>
       <w:r>
-        <w:t>Value: $484,997   Close: 2026-07-13   Score: 0%</w:t>
+        <w:t>Value: $484,997   Close: 2026-07-13   Score: 15%</w:t>
       </w:r>
     </w:p>
     <w:p>
       <w:r>
-        <w:t>Grace Davis might be disengaged. Key issues detected: (-30) Email silent 20.0 days — serious concern, (-10) Gong call sentiment below comfort zone (48.0/100), (-45) Pricing objection unresolved: generic | Pricing objection unresolved: generic | Pricing objection unresolved: generic, (-15) Economic buyer never on a call for a $484,997.0 deal, (-30) Single-threaded deal (2 ID signals) — extremely high risk, (-25) No upcoming touchpoint scheduled + closes this quarter — critical gap, (+5) Strategy doc exists in Notion. This requires immediate attention.</w:t>
+        <w:t>Grace Davis might be disengaged. Key issues detected: (-30) Email silent 20.0 days — serious concern, (-10) Gong call sentiment below comfort zone (48.0/100), (-45) Pricing objection unresolved: generic | Pricing objection unresolved: generic | Pricing objection unresolved: generic, (-15) Economic buyer never on a call for a $484,997.0 deal, (+10) Strongly multi-threaded (6 ID signals) — great engagement depth, (+5) Strategy doc exists in Notion. This requires immediate attention.</w:t>
       </w:r>
     </w:p>
     <w:p/>
@@ -372,17 +372,17 @@
         <w:rPr>
           <w:color w:val="F5A623"/>
         </w:rPr>
-        <w:t>Globex 0 - Enterprise License</w:t>
+        <w:t>Acme Corp 1 - Enterprise License</w:t>
       </w:r>
     </w:p>
     <w:p>
       <w:r>
-        <w:t>Value: $527,232   Close: 2026-05-31   Score: 70%</w:t>
+        <w:t>Value: $72,152   Close: 2026-06-25   Score: 70%</w:t>
       </w:r>
     </w:p>
     <w:p>
       <w:r>
-        <w:t>Deal is progressing but has some friction: (+10) Gong call sentiment very positive (89.0/100), (-15) Pricing objection unresolved: generic, (+25) Economic buyer engaged on call — strong positive signal, (-30) Single-threaded deal (2 ID signals) — extremely high risk, (-25) No upcoming touchpoint scheduled + closes this quarter — critical gap, (+5) Strategy doc exists in Notion.</w:t>
+        <w:t>Deal is progressing but has some friction: (+10) Gong call sentiment very positive (83.0/100), (-15) Pricing objection unresolved: generic, (+25) Economic buyer engaged on call — strong positive signal, (-30) Single-threaded deal (2 ID signals) — extremely high risk, (-25) No upcoming touchpoint scheduled + closes this quarter — critical gap, (+5) Strategy doc exists in Notion.</w:t>
       </w:r>
     </w:p>
     <w:p/>
@@ -416,12 +416,12 @@
         <w:rPr>
           <w:color w:val="1DB954"/>
         </w:rPr>
-        <w:t>Acme Corp 1 - Enterprise License</w:t>
+        <w:t>Globex 0 - Enterprise License</w:t>
       </w:r>
     </w:p>
     <w:p>
       <w:r>
-        <w:t>Value: $72,152   Close: 2026-06-25   Score: 100%</w:t>
+        <w:t>Value: $527,232   Close: 2026-05-31   Score: 100%</w:t>
       </w:r>
     </w:p>
     <w:p>

--- a/pipeline_brief.docx
+++ b/pipeline_brief.docx
@@ -87,6 +87,58 @@
           </w:tcPr>
           <w:p>
             <w:r>
+              <w:t>Oscorp 3 - Enterprise License</w:t>
+            </w:r>
+          </w:p>
+        </w:tc>
+        <w:tc>
+          <w:tcPr>
+            <w:tcW w:type="dxa" w:w="1728"/>
+          </w:tcPr>
+          <w:p>
+            <w:r>
+              <w:t>$52,374</w:t>
+            </w:r>
+          </w:p>
+        </w:tc>
+        <w:tc>
+          <w:tcPr>
+            <w:tcW w:type="dxa" w:w="1728"/>
+          </w:tcPr>
+          <w:p>
+            <w:r>
+              <w:t>2026-07-16</w:t>
+            </w:r>
+          </w:p>
+        </w:tc>
+        <w:tc>
+          <w:tcPr>
+            <w:tcW w:type="dxa" w:w="1728"/>
+          </w:tcPr>
+          <w:p>
+            <w:r>
+              <w:t>10%</w:t>
+            </w:r>
+          </w:p>
+        </w:tc>
+        <w:tc>
+          <w:tcPr>
+            <w:tcW w:type="dxa" w:w="1728"/>
+          </w:tcPr>
+          <w:p>
+            <w:r>
+              <w:t>RED</w:t>
+            </w:r>
+          </w:p>
+        </w:tc>
+      </w:tr>
+      <w:tr>
+        <w:tc>
+          <w:tcPr>
+            <w:tcW w:type="dxa" w:w="1728"/>
+          </w:tcPr>
+          <w:p>
+            <w:r>
               <w:t>Stark Industries 4 - Enterprise License</w:t>
             </w:r>
           </w:p>
@@ -139,6 +191,58 @@
           </w:tcPr>
           <w:p>
             <w:r>
+              <w:t>Globex 0 - Enterprise License</w:t>
+            </w:r>
+          </w:p>
+        </w:tc>
+        <w:tc>
+          <w:tcPr>
+            <w:tcW w:type="dxa" w:w="1728"/>
+          </w:tcPr>
+          <w:p>
+            <w:r>
+              <w:t>$527,232</w:t>
+            </w:r>
+          </w:p>
+        </w:tc>
+        <w:tc>
+          <w:tcPr>
+            <w:tcW w:type="dxa" w:w="1728"/>
+          </w:tcPr>
+          <w:p>
+            <w:r>
+              <w:t>2026-05-31</w:t>
+            </w:r>
+          </w:p>
+        </w:tc>
+        <w:tc>
+          <w:tcPr>
+            <w:tcW w:type="dxa" w:w="1728"/>
+          </w:tcPr>
+          <w:p>
+            <w:r>
+              <w:t>70%</w:t>
+            </w:r>
+          </w:p>
+        </w:tc>
+        <w:tc>
+          <w:tcPr>
+            <w:tcW w:type="dxa" w:w="1728"/>
+          </w:tcPr>
+          <w:p>
+            <w:r>
+              <w:t>AMBER</w:t>
+            </w:r>
+          </w:p>
+        </w:tc>
+      </w:tr>
+      <w:tr>
+        <w:tc>
+          <w:tcPr>
+            <w:tcW w:type="dxa" w:w="1728"/>
+          </w:tcPr>
+          <w:p>
+            <w:r>
               <w:t>Acme Corp 1 - Enterprise License</w:t>
             </w:r>
           </w:p>
@@ -180,110 +284,6 @@
           <w:p>
             <w:r>
               <w:t>AMBER</w:t>
-            </w:r>
-          </w:p>
-        </w:tc>
-      </w:tr>
-      <w:tr>
-        <w:tc>
-          <w:tcPr>
-            <w:tcW w:type="dxa" w:w="1728"/>
-          </w:tcPr>
-          <w:p>
-            <w:r>
-              <w:t>Oscorp 3 - Enterprise License</w:t>
-            </w:r>
-          </w:p>
-        </w:tc>
-        <w:tc>
-          <w:tcPr>
-            <w:tcW w:type="dxa" w:w="1728"/>
-          </w:tcPr>
-          <w:p>
-            <w:r>
-              <w:t>$52,374</w:t>
-            </w:r>
-          </w:p>
-        </w:tc>
-        <w:tc>
-          <w:tcPr>
-            <w:tcW w:type="dxa" w:w="1728"/>
-          </w:tcPr>
-          <w:p>
-            <w:r>
-              <w:t>2026-07-16</w:t>
-            </w:r>
-          </w:p>
-        </w:tc>
-        <w:tc>
-          <w:tcPr>
-            <w:tcW w:type="dxa" w:w="1728"/>
-          </w:tcPr>
-          <w:p>
-            <w:r>
-              <w:t>75%</w:t>
-            </w:r>
-          </w:p>
-        </w:tc>
-        <w:tc>
-          <w:tcPr>
-            <w:tcW w:type="dxa" w:w="1728"/>
-          </w:tcPr>
-          <w:p>
-            <w:r>
-              <w:t>GREEN</w:t>
-            </w:r>
-          </w:p>
-        </w:tc>
-      </w:tr>
-      <w:tr>
-        <w:tc>
-          <w:tcPr>
-            <w:tcW w:type="dxa" w:w="1728"/>
-          </w:tcPr>
-          <w:p>
-            <w:r>
-              <w:t>Globex 0 - Enterprise License</w:t>
-            </w:r>
-          </w:p>
-        </w:tc>
-        <w:tc>
-          <w:tcPr>
-            <w:tcW w:type="dxa" w:w="1728"/>
-          </w:tcPr>
-          <w:p>
-            <w:r>
-              <w:t>$527,232</w:t>
-            </w:r>
-          </w:p>
-        </w:tc>
-        <w:tc>
-          <w:tcPr>
-            <w:tcW w:type="dxa" w:w="1728"/>
-          </w:tcPr>
-          <w:p>
-            <w:r>
-              <w:t>2026-05-31</w:t>
-            </w:r>
-          </w:p>
-        </w:tc>
-        <w:tc>
-          <w:tcPr>
-            <w:tcW w:type="dxa" w:w="1728"/>
-          </w:tcPr>
-          <w:p>
-            <w:r>
-              <w:t>100%</w:t>
-            </w:r>
-          </w:p>
-        </w:tc>
-        <w:tc>
-          <w:tcPr>
-            <w:tcW w:type="dxa" w:w="1728"/>
-          </w:tcPr>
-          <w:p>
-            <w:r>
-              <w:t>GREEN</w:t>
             </w:r>
           </w:p>
         </w:tc>
@@ -350,6 +350,28 @@
         <w:rPr>
           <w:color w:val="E53935"/>
         </w:rPr>
+        <w:t>Oscorp 3 - Enterprise License</w:t>
+      </w:r>
+    </w:p>
+    <w:p>
+      <w:r>
+        <w:t>Value: $52,374   Close: 2026-07-16   Score: 10%</w:t>
+      </w:r>
+    </w:p>
+    <w:p>
+      <w:r>
+        <w:t>John Taylor might be disengaged. Key issues detected: (-10) Email silent 8.0 days — mild concern, (-30) Champion changed jobs — deal lost its internal driver, (-15) Pricing objection unresolved: generic, (+25) Economic buyer engaged on call — strong positive signal, (-10) Legal waiting 10 days, (-30) Single-threaded deal (2 ID signals) — extremely high risk, (-25) No upcoming touchpoint scheduled + closes this quarter — critical gap, (+5) Strategy doc exists in Notion. This requires immediate attention.</w:t>
+      </w:r>
+    </w:p>
+    <w:p/>
+    <w:p>
+      <w:pPr>
+        <w:pStyle w:val="Heading2"/>
+      </w:pPr>
+      <w:r>
+        <w:rPr>
+          <w:color w:val="E53935"/>
+        </w:rPr>
         <w:t>Stark Industries 4 - Enterprise License</w:t>
       </w:r>
     </w:p>
@@ -372,6 +394,28 @@
         <w:rPr>
           <w:color w:val="F5A623"/>
         </w:rPr>
+        <w:t>Globex 0 - Enterprise License</w:t>
+      </w:r>
+    </w:p>
+    <w:p>
+      <w:r>
+        <w:t>Value: $527,232   Close: 2026-05-31   Score: 70%</w:t>
+      </w:r>
+    </w:p>
+    <w:p>
+      <w:r>
+        <w:t>Deal is progressing but has some friction: (+10) Gong call sentiment very positive (89.0/100), (-15) Pricing objection unresolved: generic, (+25) Economic buyer engaged on call — strong positive signal, (-30) Single-threaded deal (2 ID signals) — extremely high risk, (-25) No upcoming touchpoint scheduled + closes this quarter — critical gap, (+5) Strategy doc exists in Notion.</w:t>
+      </w:r>
+    </w:p>
+    <w:p/>
+    <w:p>
+      <w:pPr>
+        <w:pStyle w:val="Heading2"/>
+      </w:pPr>
+      <w:r>
+        <w:rPr>
+          <w:color w:val="F5A623"/>
+        </w:rPr>
         <w:t>Acme Corp 1 - Enterprise License</w:t>
       </w:r>
     </w:p>
@@ -383,50 +427,6 @@
     <w:p>
       <w:r>
         <w:t>Deal is progressing but has some friction: (+10) Gong call sentiment very positive (83.0/100), (-15) Pricing objection unresolved: generic, (+25) Economic buyer engaged on call — strong positive signal, (-30) Single-threaded deal (2 ID signals) — extremely high risk, (-25) No upcoming touchpoint scheduled + closes this quarter — critical gap, (+5) Strategy doc exists in Notion.</w:t>
-      </w:r>
-    </w:p>
-    <w:p/>
-    <w:p>
-      <w:pPr>
-        <w:pStyle w:val="Heading2"/>
-      </w:pPr>
-      <w:r>
-        <w:rPr>
-          <w:color w:val="1DB954"/>
-        </w:rPr>
-        <w:t>Oscorp 3 - Enterprise License</w:t>
-      </w:r>
-    </w:p>
-    <w:p>
-      <w:r>
-        <w:t>Value: $52,374   Close: 2026-07-16   Score: 75%</w:t>
-      </w:r>
-    </w:p>
-    <w:p>
-      <w:r>
-        <w:t>Deal is healthy and on track. Engagement is strong.</w:t>
-      </w:r>
-    </w:p>
-    <w:p/>
-    <w:p>
-      <w:pPr>
-        <w:pStyle w:val="Heading2"/>
-      </w:pPr>
-      <w:r>
-        <w:rPr>
-          <w:color w:val="1DB954"/>
-        </w:rPr>
-        <w:t>Globex 0 - Enterprise License</w:t>
-      </w:r>
-    </w:p>
-    <w:p>
-      <w:r>
-        <w:t>Value: $527,232   Close: 2026-05-31   Score: 100%</w:t>
-      </w:r>
-    </w:p>
-    <w:p>
-      <w:r>
-        <w:t>Deal is healthy and on track. Engagement is strong.</w:t>
       </w:r>
     </w:p>
     <w:p/>
